--- a/policies/build/chapters_v2/PSQ/HCO_PSQ_3_v2_REWRITE_DRAFT.docx
+++ b/policies/build/chapters_v2/PSQ/HCO_PSQ_3_v2_REWRITE_DRAFT.docx
@@ -2352,6 +2352,26 @@
     </w:p>
     <w:p>
       <w:pPr>
+        <w:pStyle w:val="ListBullet"/>
+      </w:pPr>
+      <w:r>
+        <w:t xml:space="preserve">Centers for Disease Control and Prevention. (n.d.). </w:t>
+      </w:r>
+      <w:hyperlink r:id="rId9">
+        <w:r>
+          <w:rPr>
+            <w:color w:val="0563C1"/>
+            <w:u w:val="single"/>
+          </w:rPr>
+          <w:t>https://www.cdc.gov/nhsn/psc/index.html</w:t>
+        </w:r>
+      </w:hyperlink>
+      <w:r>
+        <w:t xml:space="preserve"> National Healthcare Safety Network (NHSN) — Patient Safety Component surveillance definitions for healthcare-associated infections.</w:t>
+      </w:r>
+    </w:p>
+    <w:p>
+      <w:pPr>
         <w:pStyle w:val="Heading1"/>
       </w:pPr>
       <w:r>

--- a/policies/build/chapters_v2/PSQ/HCO_PSQ_3_v2_REWRITE_DRAFT.docx
+++ b/policies/build/chapters_v2/PSQ/HCO_PSQ_3_v2_REWRITE_DRAFT.docx
@@ -336,6 +336,12 @@
       <w:pPr/>
       <w:r>
         <w:t>Every indicator shall have a defined numerator, denominator and multiplier.</w:t>
+      </w:r>
+    </w:p>
+    <w:p>
+      <w:pPr/>
+      <w:r>
+        <w:t>For example, a Catheter-Associated Urinary Tract Infection (CAUTI) rate is calculated as (number of CAUTI events during the month divided by the number of urinary-catheter-days that month) multiplied by 1,000 — expressed as a rate per 1,000 catheter-days, following the current CDC/NHSN surveillance definitions.</w:t>
       </w:r>
     </w:p>
     <w:p>
@@ -2399,7 +2405,7 @@
     <w:p>
       <w:pPr/>
       <w:r>
-        <w:t>This document is not issued by, endorsed by, or affiliated with NABH, the World Health Organization, the National Centre for Disease Control, the Food Safety and Standards Authority of India, any Pollution Control Board, or any other body named in it. Wording is original; no text has been reproduced from the standards, rules or guidelines referenced.</w:t>
+        <w:t>This document is not issued by, endorsed by, or affiliated with NABH or any other body named in it. Wording is original; no text has been reproduced from the standards, rules or guidelines referenced.</w:t>
       </w:r>
     </w:p>
     <w:sectPr>
